--- a/plantillas/OFICIO_RH_template.docx
+++ b/plantillas/OFICIO_RH_template.docx
@@ -1490,7 +1490,6 @@
     <w:tbl>
       <w:tblPr>
         <w:tblStyle w:val="Tablaconcuadrcula"/>
-        <w:tblpPr w:leftFromText="141" w:rightFromText="141" w:vertAnchor="text" w:horzAnchor="margin" w:tblpXSpec="center" w:tblpYSpec="outside"/>
         <w:tblW w:w="0" w:type="auto"/>
         <w:tblLook w:val="04A0" w:firstRow="1" w:lastRow="0" w:firstColumn="1" w:lastColumn="0" w:noHBand="0" w:noVBand="1"/>
       </w:tblPr>

--- a/plantillas/OFICIO_RH_template.docx
+++ b/plantillas/OFICIO_RH_template.docx
@@ -2070,96 +2070,6 @@
     </w:tbl>
     <w:p>
       <w:pPr>
-        <w:tabs>
-          <w:tab w:val="left" w:pos="4111"/>
-        </w:tabs>
-        <w:spacing w:line="360" w:lineRule="auto"/>
-        <w:jc w:val="both"/>
-        <w:rPr>
-          <w:rFonts w:ascii="Noto Sans" w:hAnsi="Noto Sans" w:cs="Noto Sans"/>
-          <w:sz w:val="18"/>
-          <w:szCs w:val="18"/>
-        </w:rPr>
-      </w:pPr>
-    </w:p>
-    <w:p>
-      <w:pPr>
-        <w:tabs>
-          <w:tab w:val="left" w:pos="4111"/>
-        </w:tabs>
-        <w:spacing w:line="360" w:lineRule="auto"/>
-        <w:jc w:val="both"/>
-        <w:rPr>
-          <w:rFonts w:ascii="Noto Sans" w:hAnsi="Noto Sans" w:cs="Noto Sans"/>
-          <w:sz w:val="18"/>
-          <w:szCs w:val="18"/>
-        </w:rPr>
-      </w:pPr>
-    </w:p>
-    <w:p>
-      <w:pPr>
-        <w:tabs>
-          <w:tab w:val="left" w:pos="4111"/>
-        </w:tabs>
-        <w:spacing w:line="360" w:lineRule="auto"/>
-        <w:jc w:val="both"/>
-        <w:rPr>
-          <w:rFonts w:ascii="Noto Sans" w:hAnsi="Noto Sans" w:cs="Noto Sans"/>
-          <w:sz w:val="18"/>
-          <w:szCs w:val="18"/>
-        </w:rPr>
-      </w:pPr>
-    </w:p>
-    <w:p>
-      <w:pPr>
-        <w:tabs>
-          <w:tab w:val="left" w:pos="4111"/>
-        </w:tabs>
-        <w:spacing w:line="360" w:lineRule="auto"/>
-        <w:jc w:val="both"/>
-        <w:rPr>
-          <w:rFonts w:ascii="Noto Sans" w:hAnsi="Noto Sans" w:cs="Noto Sans"/>
-          <w:sz w:val="18"/>
-          <w:szCs w:val="18"/>
-        </w:rPr>
-      </w:pPr>
-    </w:p>
-    <w:p>
-      <w:pPr>
-        <w:tabs>
-          <w:tab w:val="left" w:pos="4111"/>
-        </w:tabs>
-        <w:spacing w:line="360" w:lineRule="auto"/>
-        <w:jc w:val="both"/>
-        <w:rPr>
-          <w:rFonts w:ascii="Noto Sans" w:hAnsi="Noto Sans" w:cs="Noto Sans"/>
-          <w:sz w:val="18"/>
-          <w:szCs w:val="18"/>
-        </w:rPr>
-      </w:pPr>
-    </w:p>
-    <w:p>
-      <w:pPr>
-        <w:spacing w:line="360" w:lineRule="auto"/>
-        <w:rPr>
-          <w:rFonts w:ascii="Noto Sans" w:hAnsi="Noto Sans" w:cs="Noto Sans"/>
-          <w:sz w:val="18"/>
-          <w:szCs w:val="18"/>
-        </w:rPr>
-      </w:pPr>
-    </w:p>
-    <w:p>
-      <w:pPr>
-        <w:spacing w:line="360" w:lineRule="auto"/>
-        <w:rPr>
-          <w:rFonts w:ascii="Noto Sans" w:hAnsi="Noto Sans" w:cs="Noto Sans"/>
-          <w:sz w:val="18"/>
-          <w:szCs w:val="18"/>
-        </w:rPr>
-      </w:pPr>
-    </w:p>
-    <w:p>
-      <w:pPr>
         <w:spacing w:line="360" w:lineRule="auto"/>
         <w:rPr>
           <w:rFonts w:ascii="Noto Sans" w:hAnsi="Noto Sans" w:cs="Noto Sans"/>
@@ -2366,25 +2276,6 @@
           <w:noProof/>
           <w:sz w:val="14"/>
           <w:szCs w:val="14"/>
-        </w:rPr>
-      </w:pPr>
-    </w:p>
-    <w:p>
-      <w:pPr>
-        <w:rPr>
-          <w:rFonts w:ascii="Noto Sans" w:hAnsi="Noto Sans" w:cs="Noto Sans"/>
-          <w:sz w:val="20"/>
-          <w:szCs w:val="20"/>
-        </w:rPr>
-      </w:pPr>
-    </w:p>
-    <w:p>
-      <w:pPr>
-        <w:rPr>
-          <w:rFonts w:ascii="Noto Sans" w:hAnsi="Noto Sans" w:cs="Noto Sans"/>
-          <w:sz w:val="14"/>
-          <w:szCs w:val="14"/>
-          <w:lang w:val="pt-PT"/>
         </w:rPr>
       </w:pPr>
     </w:p>

--- a/plantillas/OFICIO_RH_template.docx
+++ b/plantillas/OFICIO_RH_template.docx
@@ -2070,7 +2070,7 @@
     </w:tbl>
     <w:p>
       <w:pPr>
-        <w:spacing w:line="360" w:lineRule="auto"/>
+        <w:spacing w:line="360" w:lineRule="auto" w:before="120"/>
         <w:rPr>
           <w:rFonts w:ascii="Noto Sans" w:hAnsi="Noto Sans" w:cs="Noto Sans"/>
           <w:sz w:val="18"/>
